--- a/The Dolphins' View of History/chapters/19 - Machines and Manifestos - Renaissance, Enlightenment, and Industry.docx
+++ b/The Dolphins' View of History/chapters/19 - Machines and Manifestos - Renaissance, Enlightenment, and Industry.docx
@@ -9,6 +9,7 @@
         <w:jc w:val="center"/>
         <w:outlineLvl w:val="0"/>
       </w:pPr>
+      <w:bookmarkStart w:name="_Chapter015" w:id="1"/>
       <w:r>
         <w:rPr>
           <w:rFonts w:ascii="Amazon Ember" w:cs="Amazon Ember" w:eastAsia="Amazon Ember" w:hAnsi="Amazon Ember"/>
@@ -20,6 +21,7 @@
         </w:rPr>
         <w:t xml:space="preserve">1450 to the Late 1800s: Machines and Manifestos — Renaissance, Enlightenment, and Industry</w:t>
       </w:r>
+      <w:bookmarkEnd w:id="1"/>
     </w:p>
     <w:p>
       <w:pPr>
@@ -34,7 +36,7 @@
         <w:spacing w:after="200"/>
       </w:pPr>
       <w:r>
-        <w:t xml:space="preserve">Around 1450, in the German city of Mainz, Johannes Gutenberg's press with movable metal type made books cheap enough that ideas could begin to travel faster than the authorities who disliked them. Movable type had been invented in China and Korea centuries earlier; Gutenberg's version, built around an alphabet of a few dozen letters rather than thousands of characters, was the one that scaled. By 1500, by common estimates, more than ten million volumes had been printed in Europe, and within a generation the press was carrying Martin Luther's objections to the Church across the continent faster than the Church could answer them.</w:t>
+        <w:t xml:space="preserve">Around 1450, in the German city of Mainz, Johannes Gutenberg’s press with movable metal type made books cheap enough that ideas could begin to travel faster than the authorities who disliked them. Movable type had been invented in China and Korea centuries earlier; Gutenberg’s version, built around an alphabet of a few dozen letters rather than thousands of characters, was the one that scaled. By 1500, by common estimates, more than ten million volumes had been printed in Europe, and within a generation the press was carrying Martin Luther’s objections to the Church across the continent faster than the Church could answer them.</w:t>
       </w:r>
     </w:p>
     <w:p>
@@ -58,15 +60,15 @@
         <w:spacing w:after="200"/>
       </w:pPr>
       <w:r>
-        <w:t xml:space="preserve">The Enlightenment took that method and pointed it at government itself. If nature ran on discoverable, testable laws instead of divine whim, philosophers including Locke, Rousseau, and Voltaire argued, perhaps legitimate government did too — resting on the consent of the governed, not a monarch's claimed mandate from heaven.</w:t>
-      </w:r>
-    </w:p>
-    <w:p>
-      <w:pPr>
-        <w:spacing w:after="200"/>
-      </w:pPr>
-      <w:r>
-        <w:t xml:space="preserve">Those arguments left the page. The American colonies declared independence from Britain in 1776 on language drawn almost directly from Locke; the French Revolution, beginning in 1789, went considerably further and faster, ending not just a king's rule but, for a time, the king himself, at the guillotine in 1793, and unleashing a period of revolutionary terror before settling, after considerable further upheaval, into a very different Europe than the one that started the century.</w:t>
+        <w:t xml:space="preserve">The Enlightenment took that method and pointed it at government itself. If nature ran on discoverable, testable laws instead of divine whim, philosophers including Locke, Rousseau, and Voltaire argued, perhaps legitimate government did too — resting on the consent of the governed, not a monarch’s claimed mandate from heaven.</w:t>
+      </w:r>
+    </w:p>
+    <w:p>
+      <w:pPr>
+        <w:spacing w:after="200"/>
+      </w:pPr>
+      <w:r>
+        <w:t xml:space="preserve">Those arguments left the page. The American colonies declared independence from Britain in 1776 on language drawn almost directly from Locke; the French Revolution, beginning in 1789, went considerably further and faster, ending not just a king’s rule but, for a time, the king himself, at the guillotine in 1793, and unleashing a period of revolutionary terror before settling, after considerable further upheaval, into a very different Europe than the one that started the century.</w:t>
       </w:r>
     </w:p>
     <w:p>
@@ -82,15 +84,15 @@
         <w:spacing w:after="200"/>
       </w:pPr>
       <w:r>
-        <w:t xml:space="preserve">Industry arrived on a separate but overlapping timeline. Steam power, made practical by Thomas Newcomen's pumping engine of 1712 and efficient by James Watt's improved engine, patented in 1769, uncoupled work from muscle, wind, and water for the first time in human history, and by the early 1800s it was running textile mills, and by mid-century, railroads. Output per worker rose by multiples that no previous technology, including the plow and the domesticated ox, had ever delivered.</w:t>
-      </w:r>
-    </w:p>
-    <w:p>
-      <w:pPr>
-        <w:spacing w:after="200"/>
-      </w:pPr>
-      <w:r>
-        <w:t xml:space="preserve">The ratchet found an engine. For a million years the stored know-how of the species had been multiplied by muscle, its own or an animal's. Coal multiplied it by sunlight buried three hundred million years earlier. Wisdom had no equivalent fuel. Factory laws, public sanitation, and limits on child labor all came eventually, but each had to be argued for, one parliament and one generation at a time, after the damage was done.</w:t>
+        <w:t xml:space="preserve">Industry arrived on a separate but overlapping timeline. Steam power, made practical by Thomas Newcomen’s pumping engine of 1712 and efficient by James Watt’s improved engine, patented in 1769, uncoupled work from muscle, wind, and water for the first time in human history, and by the early 1800s it was running textile mills, and by mid-century, railroads. Output per worker rose by multiples that no previous technology, including the plow and the domesticated ox, had ever delivered.</w:t>
+      </w:r>
+    </w:p>
+    <w:p>
+      <w:pPr>
+        <w:spacing w:after="200"/>
+      </w:pPr>
+      <w:r>
+        <w:t xml:space="preserve">The ratchet found an engine. For a million years the stored know-how of the species had been multiplied by muscle, its own or an animal’s. Coal multiplied it by sunlight buried three hundred million years earlier. Wisdom had no equivalent fuel. Factory laws, public sanitation, and limits on child labor all came eventually, but each had to be argued for, one parliament and one generation at a time, after the damage was done.</w:t>
       </w:r>
     </w:p>
     <w:p>
@@ -118,15 +120,15 @@
         <w:spacing w:after="200"/>
       </w:pPr>
       <w:r>
-        <w:t xml:space="preserve">Forests vanished into furnaces, coal smoke turned industrial skies the color of old newspaper, and factory waste began its long journey to the sea. As late as December 1952, London suffered five days of coal smoke so thick that about four thousand people died within days, and by later estimates as many as twelve thousand over the following months, a rare occasion on which British weather was not entirely the weather's fault.</w:t>
-      </w:r>
-    </w:p>
-    <w:p>
-      <w:pPr>
-        <w:spacing w:after="200"/>
-      </w:pPr>
-      <w:r>
-        <w:t xml:space="preserve">Nationalism, an idea barely a century old in its modern form, hardened through the late 1800s into competitive alliances between the newly industrial and imperial powers of Europe — Germany (whose own rapid unification in 1871 is a later chapter's starting point), France, Britain, Austria-Hungary, and Russia, each arming and allying against the others in a system explicitly built, on paper, to prevent exactly the war it produced.</w:t>
+        <w:t xml:space="preserve">Forests vanished into furnaces, coal smoke turned industrial skies the color of old newspaper, and factory waste began its long journey to the sea. As late as December 1952, London suffered five days of coal smoke so thick that about four thousand people died within days, and by later estimates as many as twelve thousand over the following months, a rare occasion on which British weather was not entirely the weather’s fault.</w:t>
+      </w:r>
+    </w:p>
+    <w:p>
+      <w:pPr>
+        <w:spacing w:after="200"/>
+      </w:pPr>
+      <w:r>
+        <w:t xml:space="preserve">Nationalism, an idea barely a century old in its modern form, hardened through the late 1800s into competitive alliances between the newly industrial and imperial powers of Europe — Germany (whose own rapid unification in 1871 is a later chapter’s starting point), France, Britain, Austria-Hungary, and Russia, each arming and allying against the others in a system explicitly built, on paper, to prevent exactly the war it produced.</w:t>
       </w:r>
     </w:p>
     <w:p>
@@ -150,7 +152,7 @@
           <w:i/>
           <w:iCs/>
         </w:rPr>
-        <w:t xml:space="preserve">Reason, applied to nature, produced science. Reason, applied to government, produced revolutions. Reason, applied to labor, produced an industrial output that could arm a continent faster than any war before it needed weapons found or forged. Within a little over two centuries of Newton's laws, the same continent that produced them had assembled an alliance system, an arms industry, and a railway timetable that made a general war very nearly automatic. The tools got better. This chapter is the first sign the wisdom to match them had not kept pace.</w:t>
+        <w:t xml:space="preserve">Reason, applied to nature, produced science. Reason, applied to government, produced revolutions. Reason, applied to labor, produced an industrial output that could arm a continent faster than any war before it needed weapons found or forged. Within a little over two centuries of Newton’s laws, the same continent that produced them had assembled an alliance system, an arms industry, and a railway timetable that made a general war very nearly automatic. The tools got better. This chapter is the first sign the wisdom to match them had not kept pace.</w:t>
       </w:r>
     </w:p>
     <w:sectPr>

--- a/The Dolphins' View of History/chapters/19 - Machines and Manifestos - Renaissance, Enlightenment, and Industry.docx
+++ b/The Dolphins' View of History/chapters/19 - Machines and Manifestos - Renaissance, Enlightenment, and Industry.docx
@@ -68,7 +68,7 @@
         <w:spacing w:after="200"/>
       </w:pPr>
       <w:r>
-        <w:t xml:space="preserve">Those arguments left the page. The American colonies declared independence from Britain in 1776 on language drawn almost directly from Locke; the French Revolution, beginning in 1789, went considerably further and faster, ending not just a king’s rule but, for a time, the king himself, at the guillotine in 1793, and unleashing a period of revolutionary terror before settling, after considerable further upheaval, into a very different Europe than the one that started the century.</w:t>
+        <w:t xml:space="preserve">Those arguments left the page. The American colonies declared independence from Britain in 1776 on language drawn almost directly from Locke. The French Revolution, beginning in 1789, went considerably further and faster, ending not just a king’s rule but, for a time, the king himself, at the guillotine in 1793. It unleashed a period of revolutionary terror before settling, after considerable further upheaval, into a very different Europe than the one that started the century.</w:t>
       </w:r>
     </w:p>
     <w:p>
@@ -100,7 +100,7 @@
         <w:spacing w:after="200"/>
       </w:pPr>
       <w:r>
-        <w:t xml:space="preserve">The other side of the ledger was immediate, and dolphin historians set it beside the productivity gains, not tucked in afterward: children as young as five or six worked textile mill floors on twelve-hour shifts; new industrial cities like Manchester grew so fast that sanitation and housing never caught up, and cholera outbreaks followed accordingly.</w:t>
+        <w:t xml:space="preserve">The other side of the ledger was immediate, and it belongs beside the productivity gains, not after them: children as young as five or six worked textile mill floors on twelve-hour shifts; new industrial cities like Manchester grew so fast that sanitation and housing never caught up, and cholera outbreaks followed accordingly.</w:t>
       </w:r>
     </w:p>
     <w:p>
@@ -128,7 +128,7 @@
         <w:spacing w:after="200"/>
       </w:pPr>
       <w:r>
-        <w:t xml:space="preserve">Nationalism, an idea barely a century old in its modern form, hardened through the late 1800s into competitive alliances between the newly industrial and imperial powers of Europe — Germany (whose own rapid unification in 1871 is a later chapter’s starting point), France, Britain, Austria-Hungary, and Russia, each arming and allying against the others in a system explicitly built, on paper, to prevent exactly the war it produced.</w:t>
+        <w:t xml:space="preserve">Nationalism, an idea barely a century old in its modern form, hardened through the late 1800s into competitive alliances between the newly industrial and imperial powers of Europe — Germany (whose own rapid unification in 1871 is a later chapter’s starting point), France, Britain, Austria-Hungary, and Russia. Each armed and allied against the others in a system explicitly built, on paper, to prevent exactly the war it produced.</w:t>
       </w:r>
     </w:p>
     <w:p>

--- a/The Dolphins' View of History/chapters/19 - Machines and Manifestos - Renaissance, Enlightenment, and Industry.docx
+++ b/The Dolphins' View of History/chapters/19 - Machines and Manifestos - Renaissance, Enlightenment, and Industry.docx
@@ -5,6 +5,7 @@
     <w:p>
       <w:pPr>
         <w:pStyle w:val="Heading1"/>
+        <w:pageBreakBefore/>
         <w:spacing w:after="300"/>
         <w:jc w:val="center"/>
         <w:outlineLvl w:val="0"/>
@@ -15,9 +16,9 @@
           <w:rFonts w:ascii="Amazon Ember" w:cs="Amazon Ember" w:eastAsia="Amazon Ember" w:hAnsi="Amazon Ember"/>
           <w:b/>
           <w:bCs/>
-          <w:color w:val="0000FF"/>
-          <w:sz w:val="36"/>
-          <w:szCs w:val="36"/>
+          <w:color w:val="1F4E79"/>
+          <w:sz w:val="32"/>
+          <w:szCs w:val="32"/>
         </w:rPr>
         <w:t xml:space="preserve">1450 to the Late 1800s: Machines and Manifestos — Renaissance, Enlightenment, and Industry</w:t>
       </w:r>
@@ -156,7 +157,7 @@
       </w:r>
     </w:p>
     <w:sectPr>
-      <w:pgSz w:w="12240" w:h="15840" w:orient="portrait"/>
+      <w:pgSz w:w="8640" w:h="12960" w:orient="portrait"/>
       <w:pgMar w:top="1440" w:right="1440" w:bottom="1440" w:left="1440" w:header="708" w:footer="708" w:gutter="0"/>
       <w:pgNumType/>
       <w:docGrid w:linePitch="360"/>

--- a/The Dolphins' View of History/chapters/19 - Machines and Manifestos - Renaissance, Enlightenment, and Industry.docx
+++ b/The Dolphins' View of History/chapters/19 - Machines and Manifestos - Renaissance, Enlightenment, and Industry.docx
@@ -45,7 +45,7 @@
         <w:spacing w:after="200"/>
       </w:pPr>
       <w:r>
-        <w:t xml:space="preserve">In the century and a half after Copernicus proposed, in 1543, that the Earth orbited the sun, not the other way around, a working method had crystallized out of arguments like his: test a claim against observation and evidence, not against who holds the authority to state it. Galileo, Kepler, and finally Isaac Newton, whose 1687 laws of motion and gravitation unified the falling apple and the orbiting moon under one set of equations, gave the method its proof of concept.</w:t>
+        <w:t xml:space="preserve">In the century and a half after Copernicus proposed, in 1543, that the Earth orbited the sun, not the other way around, a habit took hold among a scattered and quarrelsome set of thinkers: test a claim against observation and evidence, not against who holds the authority to state it. Historians of science now warn there was no single, tidy Scientific Revolution to tell this as — Galileo’s mathematics, Kepler’s astrology-laced astronomy, and Newton’s long private detours into alchemy and biblical chronology were not one method perfecting itself by relay, whatever the textbook version implies. What they share, in hindsight, is only the result: Newton’s 1687 laws of motion and gravitation unified the falling apple and the orbiting moon under one set of equations, proof that the habit, however messily arrived at, worked.</w:t>
       </w:r>
     </w:p>
     <w:p>

--- a/The Dolphins' View of History/chapters/19 - Machines and Manifestos - Renaissance, Enlightenment, and Industry.docx
+++ b/The Dolphins' View of History/chapters/19 - Machines and Manifestos - Renaissance, Enlightenment, and Industry.docx
@@ -85,7 +85,7 @@
         <w:spacing w:after="200"/>
       </w:pPr>
       <w:r>
-        <w:t xml:space="preserve">Industry arrived on a separate but overlapping timeline. Steam power, made practical by Thomas Newcomen’s pumping engine of 1712 and efficient by James Watt’s improved engine, patented in 1769, uncoupled work from muscle, wind, and water for the first time in human history, and by the early 1800s it was running textile mills, and by mid-century, railroads. Output per worker rose by multiples that no previous technology, including the plow and the domesticated ox, had ever delivered.</w:t>
+        <w:t xml:space="preserve">Industry arrived on a separate but overlapping timeline. Steam power, made practical by Thomas Newcomen’s pumping engine of 1712 and efficient by James Watt’s improved engine, patented in 1769, uncoupled work from the muscle, water, and wind that had already powered it for a thousand years, freeing industry for the first time from needing a river’s flow or a reliable wind, and by the early 1800s it was running textile mills, and by mid-century, railroads. Output per worker rose by multiples that no previous technology, including the plow and the domesticated ox, had ever delivered.</w:t>
       </w:r>
     </w:p>
     <w:p>
